--- a/STUDIO_ESTUDIO_MERCADO_PANAMA.docx
+++ b/STUDIO_ESTUDIO_MERCADO_PANAMA.docx
@@ -91,7 +91,7 @@
     </w:p>
     <w:p>
       <w:r>
-        <w:t>DTechLab Studio se encuentra en etapa de lanzamiento comercial. La prioridad no es maximizar ticket desde el primer mes, sino conseguir clientes reales, entregar bien, documentar casos y construir confianza.</w:t>
+        <w:t>DTechLab Studio se encuentra en etapa de posicionamiento comercial. La prioridad no es maximizar ticket desde el primer mes, sino conseguir clientes reales, entregar bien, documentar casos y construir confianza.</w:t>
       </w:r>
     </w:p>
     <w:p>
@@ -139,7 +139,7 @@
           <w:rFonts w:ascii="Arial" w:hAnsi="Arial"/>
           <w:sz w:val="20"/>
         </w:rPr>
-        <w:t>- Estrategia recomendada: precios de entrada, alcance cerrado y casos rapidos.</w:t>
+        <w:t>- Estrategia recomendada: rangos iniciales por alcance definido, alcance cerrado y casos rapidos.</w:t>
       </w:r>
     </w:p>
     <w:p>
@@ -277,14 +277,15 @@
             <w:pPr>
               <w:spacing w:after="40" w:line="252" w:lineRule="auto"/>
             </w:pPr>
-            <w:r/>
+            <w:r>
+              <w:t>Landing Starter y Web Profesional con rangos iniciales por alcance definido.</w:t>
+            </w:r>
             <w:r>
               <w:rPr>
                 <w:rFonts w:ascii="Arial" w:hAnsi="Arial"/>
                 <w:b w:val="0"/>
                 <w:sz w:val="18"/>
               </w:rPr>
-              <w:t>Landing Starter y Web Profesional con precios de entrada.</w:t>
             </w:r>
           </w:p>
         </w:tc>
@@ -339,14 +340,15 @@
             <w:pPr>
               <w:spacing w:after="40" w:line="252" w:lineRule="auto"/>
             </w:pPr>
-            <w:r/>
+            <w:r>
+              <w:t>Sistema Web desde $1,500 con alcance cerrado.</w:t>
+            </w:r>
             <w:r>
               <w:rPr>
                 <w:rFonts w:ascii="Arial" w:hAnsi="Arial"/>
                 <w:b w:val="0"/>
                 <w:sz w:val="18"/>
               </w:rPr>
-              <w:t>Sistema Web desde $1,200 con alcance cerrado.</w:t>
             </w:r>
           </w:p>
         </w:tc>
@@ -401,14 +403,15 @@
             <w:pPr>
               <w:spacing w:after="40" w:line="252" w:lineRule="auto"/>
             </w:pPr>
-            <w:r/>
+            <w:r>
+              <w:t>Integraciones y Automatizaci?n Operativa desde $400 como complemento.</w:t>
+            </w:r>
             <w:r>
               <w:rPr>
                 <w:rFonts w:ascii="Arial" w:hAnsi="Arial"/>
                 <w:b w:val="0"/>
                 <w:sz w:val="18"/>
               </w:rPr>
-              <w:t>Automatizacion Simple desde $300 como complemento.</w:t>
             </w:r>
           </w:p>
         </w:tc>
@@ -670,14 +673,15 @@
             <w:pPr>
               <w:spacing w:after="40" w:line="252" w:lineRule="auto"/>
             </w:pPr>
-            <w:r/>
+            <w:r>
+              <w:t>$350 - $350</w:t>
+            </w:r>
             <w:r>
               <w:rPr>
                 <w:rFonts w:ascii="Arial" w:hAnsi="Arial"/>
                 <w:b w:val="0"/>
                 <w:sz w:val="18"/>
               </w:rPr>
-              <w:t>$250 - $350</w:t>
             </w:r>
           </w:p>
         </w:tc>
@@ -690,14 +694,15 @@
             <w:pPr>
               <w:spacing w:after="40" w:line="252" w:lineRule="auto"/>
             </w:pPr>
-            <w:r/>
+            <w:r>
+              <w:t>$350 - $1,500+</w:t>
+            </w:r>
             <w:r>
               <w:rPr>
                 <w:rFonts w:ascii="Arial" w:hAnsi="Arial"/>
                 <w:b w:val="0"/>
                 <w:sz w:val="18"/>
               </w:rPr>
-              <w:t>$250 - $1,200+</w:t>
             </w:r>
           </w:p>
         </w:tc>
@@ -752,14 +757,15 @@
             <w:pPr>
               <w:spacing w:after="40" w:line="252" w:lineRule="auto"/>
             </w:pPr>
-            <w:r/>
+            <w:r>
+              <w:t>$750 - $900</w:t>
+            </w:r>
             <w:r>
               <w:rPr>
                 <w:rFonts w:ascii="Arial" w:hAnsi="Arial"/>
                 <w:b w:val="0"/>
                 <w:sz w:val="18"/>
               </w:rPr>
-              <w:t>$500 - $900</w:t>
             </w:r>
           </w:p>
         </w:tc>
@@ -834,14 +840,15 @@
             <w:pPr>
               <w:spacing w:after="40" w:line="252" w:lineRule="auto"/>
             </w:pPr>
-            <w:r/>
+            <w:r>
+              <w:t>Desde $1,500</w:t>
+            </w:r>
             <w:r>
               <w:rPr>
                 <w:rFonts w:ascii="Arial" w:hAnsi="Arial"/>
                 <w:b w:val="0"/>
                 <w:sz w:val="18"/>
               </w:rPr>
-              <w:t>Desde $1,200</w:t>
             </w:r>
           </w:p>
         </w:tc>
@@ -896,14 +903,15 @@
             <w:pPr>
               <w:spacing w:after="40" w:line="252" w:lineRule="auto"/>
             </w:pPr>
-            <w:r/>
+            <w:r>
+              <w:t>Integraciones y Automatizaci?n Operativa</w:t>
+            </w:r>
             <w:r>
               <w:rPr>
                 <w:rFonts w:ascii="Arial" w:hAnsi="Arial"/>
                 <w:b w:val="0"/>
                 <w:sz w:val="18"/>
               </w:rPr>
-              <w:t>Automatizacion Simple</w:t>
             </w:r>
           </w:p>
         </w:tc>
@@ -916,14 +924,15 @@
             <w:pPr>
               <w:spacing w:after="40" w:line="252" w:lineRule="auto"/>
             </w:pPr>
-            <w:r/>
+            <w:r>
+              <w:t>Desde $400</w:t>
+            </w:r>
             <w:r>
               <w:rPr>
                 <w:rFonts w:ascii="Arial" w:hAnsi="Arial"/>
                 <w:b w:val="0"/>
                 <w:sz w:val="18"/>
               </w:rPr>
-              <w:t>Desde $300</w:t>
             </w:r>
           </w:p>
         </w:tc>
@@ -936,14 +945,15 @@
             <w:pPr>
               <w:spacing w:after="40" w:line="252" w:lineRule="auto"/>
             </w:pPr>
-            <w:r/>
+            <w:r>
+              <w:t>seg?n alcance - $4,500+</w:t>
+            </w:r>
             <w:r>
               <w:rPr>
                 <w:rFonts w:ascii="Arial" w:hAnsi="Arial"/>
                 <w:b w:val="0"/>
                 <w:sz w:val="18"/>
               </w:rPr>
-              <w:t>$800 - $4,500+</w:t>
             </w:r>
           </w:p>
         </w:tc>
@@ -1653,6 +1663,67 @@
         <w:t>- Cerrar el primer cliente, entregar bien y documentar el caso.</w:t>
       </w:r>
     </w:p>
+    <w:p/>
+    <w:p>
+      <w:pPr>
+        <w:pStyle w:val="Heading2"/>
+      </w:pPr>
+      <w:r>
+        <w:t>Oferta Actual y Roadmap</w:t>
+      </w:r>
+    </w:p>
+    <w:p>
+      <w:r>
+        <w:t>Oferta Actual</w:t>
+      </w:r>
+    </w:p>
+    <w:p>
+      <w:r>
+        <w:t>? Desarrollo Web</w:t>
+      </w:r>
+    </w:p>
+    <w:p>
+      <w:r>
+        <w:t>? Sistemas Web</w:t>
+      </w:r>
+    </w:p>
+    <w:p>
+      <w:r>
+        <w:t>? Integraciones y Automatizaci?n Operativa</w:t>
+      </w:r>
+    </w:p>
+    <w:p/>
+    <w:p>
+      <w:r>
+        <w:t>Roadmap</w:t>
+      </w:r>
+    </w:p>
+    <w:p>
+      <w:r>
+        <w:t>? AutoPro</w:t>
+      </w:r>
+    </w:p>
+    <w:p>
+      <w:r>
+        <w:t>? Productos futuros</w:t>
+      </w:r>
+    </w:p>
+    <w:p>
+      <w:r>
+        <w:t>? IA avanzada</w:t>
+      </w:r>
+    </w:p>
+    <w:p>
+      <w:r>
+        <w:t>? Proyectos SaaS</w:t>
+      </w:r>
+    </w:p>
+    <w:p/>
+    <w:p>
+      <w:r>
+        <w:t>La oferta actual no debe mezclarse con el roadmap en materiales comerciales.</w:t>
+      </w:r>
+    </w:p>
     <w:sectPr>
       <w:pgSz w:w="12240" w:h="15840"/>
       <w:pgMar w:top="1080" w:right="1152" w:bottom="1080" w:left="1152" w:header="720" w:footer="720" w:gutter="0"/>
